--- a/学习录/第5课_循环.docx
+++ b/学习录/第5课_循环.docx
@@ -1885,6 +1885,7 @@
       </w:r>
     </w:p>
     <w:sectPr>
+      <w:footerReference w:type="default" r:id="rId9"/>
       <w:pgSz w:w="11906" w:h="16838"/>
       <w:pgMar w:top="1417" w:right="1134" w:bottom="1134" w:left="1134" w:header="720" w:footer="720" w:gutter="0"/>
       <w:cols w:space="720"/>
@@ -1892,6 +1893,26 @@
     </w:sectPr>
   </w:body>
 </w:document>
+</file>
+
+<file path=word/footer1.xml><?xml version="1.0" encoding="utf-8"?>
+<w:ftr xmlns:m="http://schemas.openxmlformats.org/officeDocument/2006/math" xmlns:mc="http://schemas.openxmlformats.org/markup-compatibility/2006" xmlns:mo="http://schemas.microsoft.com/office/mac/office/2008/main" xmlns:mv="urn:schemas-microsoft-com:mac:vml" xmlns:o="urn:schemas-microsoft-com:office:office" xmlns:r="http://schemas.openxmlformats.org/officeDocument/2006/relationships" xmlns:v="urn:schemas-microsoft-com:vml" xmlns:w10="urn:schemas-microsoft-com:office:word" xmlns:w14="http://schemas.microsoft.com/office/word/2010/wordml" xmlns:w="http://schemas.openxmlformats.org/wordprocessingml/2006/main" xmlns:wne="http://schemas.microsoft.com/office/word/2006/wordml" xmlns:wp14="http://schemas.microsoft.com/office/word/2010/wordprocessingDrawing" xmlns:wp="http://schemas.openxmlformats.org/drawingml/2006/wordprocessingDrawing" xmlns:wpc="http://schemas.microsoft.com/office/word/2010/wordprocessingCanvas" xmlns:wpg="http://schemas.microsoft.com/office/word/2010/wordprocessingGroup" xmlns:wpi="http://schemas.microsoft.com/office/word/2010/wordprocessingInk" xmlns:wps="http://schemas.microsoft.com/office/word/2010/wordprocessingShape" mc:Ignorable="w14 wp14">
+  <w:p>
+    <w:pPr>
+      <w:pStyle w:val="Footer"/>
+      <w:jc w:val="right"/>
+    </w:pPr>
+    <w:r>
+      <w:rPr>
+        <w:rFonts w:ascii="Microsoft YaHei" w:hAnsi="Microsoft YaHei"/>
+        <w:i/>
+        <w:color w:val="D0D0D0"/>
+        <w:sz w:val="16"/>
+      </w:rPr>
+      <w:t>by Kerlaier</w:t>
+    </w:r>
+  </w:p>
+</w:ftr>
 </file>
 
 <file path=word/numbering.xml><?xml version="1.0" encoding="utf-8"?>

--- a/学习录/第5课_循环.docx
+++ b/学习录/第5课_循环.docx
@@ -1620,7 +1620,7 @@
           <w:color w:val="2B5C8A"/>
           <w:sz w:val="22"/>
         </w:rPr>
-        <w:t>作业一：用 for 循环和 range() 打出 1 到 100 中所有能被 7 整除的数字</w:t>
+        <w:t>作业一：数到100</w:t>
       </w:r>
     </w:p>
     <w:p>
@@ -1630,7 +1630,7 @@
           <w:color w:val="7F8C8D"/>
           <w:sz w:val="18"/>
         </w:rPr>
-        <w:t>💡 提示：range(1, 101)，配合 if 判断 i % 7 == 0</w:t>
+        <w:t>💡 提示：range(1, 101)，配合 if 判断</w:t>
       </w:r>
     </w:p>
     <w:p>
@@ -1645,29 +1645,7 @@
           <w:color w:val="27AE60"/>
           <w:sz w:val="19"/>
         </w:rPr>
-        <w:t xml:space="preserve">  # 提示：for i in range(1, 101): 配合 if i % 7 == 0</w:t>
-      </w:r>
-    </w:p>
-    <w:p/>
-    <w:p>
-      <w:r>
-        <w:rPr>
-          <w:rFonts w:ascii="Microsoft YaHei" w:hAnsi="Microsoft YaHei"/>
-          <w:b/>
-          <w:color w:val="2B5C8A"/>
-          <w:sz w:val="22"/>
-        </w:rPr>
-        <w:t>作业二：用 for 循环计算 1+2+3+...+100 的总和</w:t>
-      </w:r>
-    </w:p>
-    <w:p>
-      <w:r>
-        <w:rPr>
-          <w:i/>
-          <w:color w:val="7F8C8D"/>
-          <w:sz w:val="18"/>
-        </w:rPr>
-        <w:t>💡 提示：先设 sum=0，每次循环 sum = sum + 当前数</w:t>
+        <w:t xml:space="preserve">  for num in range(1,101):</w:t>
       </w:r>
     </w:p>
     <w:p>
@@ -1682,7 +1660,7 @@
           <w:color w:val="27AE60"/>
           <w:sz w:val="19"/>
         </w:rPr>
-        <w:t xml:space="preserve">  # 提示：sum = 0</w:t>
+        <w:t xml:space="preserve">      if num % 7 == 0:</w:t>
       </w:r>
     </w:p>
     <w:p>
@@ -1697,7 +1675,7 @@
           <w:color w:val="27AE60"/>
           <w:sz w:val="19"/>
         </w:rPr>
-        <w:t xml:space="preserve">  # for i in range(1, 101): sum += i</w:t>
+        <w:t xml:space="preserve">          print(num)</w:t>
       </w:r>
     </w:p>
     <w:p/>
@@ -1709,7 +1687,7 @@
           <w:color w:val="2B5C8A"/>
           <w:sz w:val="22"/>
         </w:rPr>
-        <w:t>作业三：猜数字游戏：预设 target=66，让用户猜，每次提示"大了""小了"，猜对后打印次数</w:t>
+        <w:t>作业二：累加求和</w:t>
       </w:r>
     </w:p>
     <w:p>
@@ -1719,7 +1697,7 @@
           <w:color w:val="7F8C8D"/>
           <w:sz w:val="18"/>
         </w:rPr>
-        <w:t>💡 提示：用 while True + input() + if/elif + break</w:t>
+        <w:t>💡 提示：sum = 0，每次循环 sum = sum + 当前数</w:t>
       </w:r>
     </w:p>
     <w:p>
@@ -1734,29 +1712,7 @@
           <w:color w:val="27AE60"/>
           <w:sz w:val="19"/>
         </w:rPr>
-        <w:t xml:space="preserve">  # 提示：while True 配合 input() 和 if/elif/else 和 break</w:t>
-      </w:r>
-    </w:p>
-    <w:p/>
-    <w:p>
-      <w:r>
-        <w:rPr>
-          <w:rFonts w:ascii="Microsoft YaHei" w:hAnsi="Microsoft YaHei"/>
-          <w:b/>
-          <w:color w:val="2B5C8A"/>
-          <w:sz w:val="22"/>
-        </w:rPr>
-        <w:t>作业四：打印九九乘法表：两层 for 循环嵌套</w:t>
-      </w:r>
-    </w:p>
-    <w:p>
-      <w:r>
-        <w:rPr>
-          <w:i/>
-          <w:color w:val="7F8C8D"/>
-          <w:sz w:val="18"/>
-        </w:rPr>
-        <w:t>💡 提示：外层 i 控制行，内层 j 控制每行几个</w:t>
+        <w:t xml:space="preserve">  sum =0</w:t>
       </w:r>
     </w:p>
     <w:p>
@@ -1771,7 +1727,7 @@
           <w:color w:val="27AE60"/>
           <w:sz w:val="19"/>
         </w:rPr>
-        <w:t xml:space="preserve">  # 提示：for i in range(1, 10):</w:t>
+        <w:t xml:space="preserve">  for num in range(1,101):</w:t>
       </w:r>
     </w:p>
     <w:p>
@@ -1786,7 +1742,7 @@
           <w:color w:val="27AE60"/>
           <w:sz w:val="19"/>
         </w:rPr>
-        <w:t xml:space="preserve">  #     for j in range(1, i+1):</w:t>
+        <w:t xml:space="preserve">      sum =sum+num</w:t>
       </w:r>
     </w:p>
     <w:p>
@@ -1801,7 +1757,19 @@
           <w:color w:val="27AE60"/>
           <w:sz w:val="19"/>
         </w:rPr>
-        <w:t xml:space="preserve">  #         print(f"{j}x{i}={i*j}", end=" ")</w:t>
+        <w:t xml:space="preserve">  print(sum)</w:t>
+      </w:r>
+    </w:p>
+    <w:p/>
+    <w:p>
+      <w:r>
+        <w:rPr>
+          <w:rFonts w:ascii="Microsoft YaHei" w:hAnsi="Microsoft YaHei"/>
+          <w:b/>
+          <w:color w:val="2B5C8A"/>
+          <w:sz w:val="22"/>
+        </w:rPr>
+        <w:t>作业三：猜数字</w:t>
       </w:r>
     </w:p>
     <w:p>
@@ -1816,7 +1784,269 @@
           <w:color w:val="27AE60"/>
           <w:sz w:val="19"/>
         </w:rPr>
-        <w:t xml:space="preserve">  #     print()</w:t>
+        <w:t xml:space="preserve">  target = 66</w:t>
+      </w:r>
+    </w:p>
+    <w:p>
+      <w:pPr>
+        <w:spacing w:before="0" w:after="0"/>
+        <w:ind w:left="567"/>
+        <w:shd w:fill="F0FAF0"/>
+      </w:pPr>
+      <w:r>
+        <w:rPr>
+          <w:rFonts w:ascii="Courier New" w:hAnsi="Courier New"/>
+          <w:color w:val="27AE60"/>
+          <w:sz w:val="19"/>
+        </w:rPr>
+        <w:t xml:space="preserve">  attempts = 0</w:t>
+      </w:r>
+    </w:p>
+    <w:p>
+      <w:pPr>
+        <w:spacing w:before="0" w:after="0"/>
+        <w:ind w:left="567"/>
+        <w:shd w:fill="F0FAF0"/>
+      </w:pPr>
+      <w:r>
+        <w:rPr>
+          <w:rFonts w:ascii="Courier New" w:hAnsi="Courier New"/>
+          <w:color w:val="27AE60"/>
+          <w:sz w:val="19"/>
+        </w:rPr>
+        <w:t xml:space="preserve">  while True:</w:t>
+      </w:r>
+    </w:p>
+    <w:p>
+      <w:pPr>
+        <w:spacing w:before="0" w:after="0"/>
+        <w:ind w:left="567"/>
+        <w:shd w:fill="F0FAF0"/>
+      </w:pPr>
+      <w:r>
+        <w:rPr>
+          <w:rFonts w:ascii="Courier New" w:hAnsi="Courier New"/>
+          <w:color w:val="27AE60"/>
+          <w:sz w:val="19"/>
+        </w:rPr>
+        <w:t xml:space="preserve">      number = int(input("让我们猜数字，请输入一个数字："))</w:t>
+      </w:r>
+    </w:p>
+    <w:p>
+      <w:pPr>
+        <w:spacing w:before="0" w:after="0"/>
+        <w:ind w:left="567"/>
+        <w:shd w:fill="F0FAF0"/>
+      </w:pPr>
+      <w:r>
+        <w:rPr>
+          <w:rFonts w:ascii="Courier New" w:hAnsi="Courier New"/>
+          <w:color w:val="27AE60"/>
+          <w:sz w:val="19"/>
+        </w:rPr>
+        <w:t xml:space="preserve">      attempts = attempts + 1</w:t>
+      </w:r>
+    </w:p>
+    <w:p>
+      <w:pPr>
+        <w:spacing w:before="0" w:after="0"/>
+        <w:ind w:left="567"/>
+        <w:shd w:fill="F0FAF0"/>
+      </w:pPr>
+      <w:r>
+        <w:rPr>
+          <w:rFonts w:ascii="Courier New" w:hAnsi="Courier New"/>
+          <w:color w:val="27AE60"/>
+          <w:sz w:val="19"/>
+        </w:rPr>
+        <w:t xml:space="preserve">      if number &lt; target:</w:t>
+      </w:r>
+    </w:p>
+    <w:p>
+      <w:pPr>
+        <w:spacing w:before="0" w:after="0"/>
+        <w:ind w:left="567"/>
+        <w:shd w:fill="F0FAF0"/>
+      </w:pPr>
+      <w:r>
+        <w:rPr>
+          <w:rFonts w:ascii="Courier New" w:hAnsi="Courier New"/>
+          <w:color w:val="27AE60"/>
+          <w:sz w:val="19"/>
+        </w:rPr>
+        <w:t xml:space="preserve">         print('小了')</w:t>
+      </w:r>
+    </w:p>
+    <w:p>
+      <w:pPr>
+        <w:spacing w:before="0" w:after="0"/>
+        <w:ind w:left="567"/>
+        <w:shd w:fill="F0FAF0"/>
+      </w:pPr>
+      <w:r>
+        <w:rPr>
+          <w:rFonts w:ascii="Courier New" w:hAnsi="Courier New"/>
+          <w:color w:val="27AE60"/>
+          <w:sz w:val="19"/>
+        </w:rPr>
+        <w:t xml:space="preserve">      elif number &gt; target:</w:t>
+      </w:r>
+    </w:p>
+    <w:p>
+      <w:pPr>
+        <w:spacing w:before="0" w:after="0"/>
+        <w:ind w:left="567"/>
+        <w:shd w:fill="F0FAF0"/>
+      </w:pPr>
+      <w:r>
+        <w:rPr>
+          <w:rFonts w:ascii="Courier New" w:hAnsi="Courier New"/>
+          <w:color w:val="27AE60"/>
+          <w:sz w:val="19"/>
+        </w:rPr>
+        <w:t xml:space="preserve">         print('大了')</w:t>
+      </w:r>
+    </w:p>
+    <w:p>
+      <w:pPr>
+        <w:spacing w:before="0" w:after="0"/>
+        <w:ind w:left="567"/>
+        <w:shd w:fill="F0FAF0"/>
+      </w:pPr>
+      <w:r>
+        <w:rPr>
+          <w:rFonts w:ascii="Courier New" w:hAnsi="Courier New"/>
+          <w:color w:val="27AE60"/>
+          <w:sz w:val="19"/>
+        </w:rPr>
+        <w:t xml:space="preserve">      else:</w:t>
+      </w:r>
+    </w:p>
+    <w:p>
+      <w:pPr>
+        <w:spacing w:before="0" w:after="0"/>
+        <w:ind w:left="567"/>
+        <w:shd w:fill="F0FAF0"/>
+      </w:pPr>
+      <w:r>
+        <w:rPr>
+          <w:rFonts w:ascii="Courier New" w:hAnsi="Courier New"/>
+          <w:color w:val="27AE60"/>
+          <w:sz w:val="19"/>
+        </w:rPr>
+        <w:t xml:space="preserve">          print('对了')</w:t>
+      </w:r>
+    </w:p>
+    <w:p>
+      <w:pPr>
+        <w:spacing w:before="0" w:after="0"/>
+        <w:ind w:left="567"/>
+        <w:shd w:fill="F0FAF0"/>
+      </w:pPr>
+      <w:r>
+        <w:rPr>
+          <w:rFonts w:ascii="Courier New" w:hAnsi="Courier New"/>
+          <w:color w:val="27AE60"/>
+          <w:sz w:val="19"/>
+        </w:rPr>
+        <w:t xml:space="preserve">          print(f'你猜了{attempts}次')</w:t>
+      </w:r>
+    </w:p>
+    <w:p>
+      <w:pPr>
+        <w:spacing w:before="0" w:after="0"/>
+        <w:ind w:left="567"/>
+        <w:shd w:fill="F0FAF0"/>
+      </w:pPr>
+      <w:r>
+        <w:rPr>
+          <w:rFonts w:ascii="Courier New" w:hAnsi="Courier New"/>
+          <w:color w:val="27AE60"/>
+          <w:sz w:val="19"/>
+        </w:rPr>
+        <w:t xml:space="preserve">          break</w:t>
+      </w:r>
+    </w:p>
+    <w:p/>
+    <w:p>
+      <w:r>
+        <w:rPr>
+          <w:rFonts w:ascii="Microsoft YaHei" w:hAnsi="Microsoft YaHei"/>
+          <w:b/>
+          <w:color w:val="2B5C8A"/>
+          <w:sz w:val="22"/>
+        </w:rPr>
+        <w:t>作业四：练习4</w:t>
+      </w:r>
+    </w:p>
+    <w:p>
+      <w:r>
+        <w:rPr>
+          <w:i/>
+          <w:color w:val="7F8C8D"/>
+          <w:sz w:val="18"/>
+        </w:rPr>
+        <w:t>💡 提示：for i in range(1, 10):</w:t>
+      </w:r>
+    </w:p>
+    <w:p>
+      <w:pPr>
+        <w:spacing w:before="0" w:after="0"/>
+        <w:ind w:left="567"/>
+        <w:shd w:fill="F0FAF0"/>
+      </w:pPr>
+      <w:r>
+        <w:rPr>
+          <w:rFonts w:ascii="Courier New" w:hAnsi="Courier New"/>
+          <w:color w:val="27AE60"/>
+          <w:sz w:val="19"/>
+        </w:rPr>
+        <w:t xml:space="preserve">  for i in range(1,10):</w:t>
+      </w:r>
+    </w:p>
+    <w:p>
+      <w:pPr>
+        <w:spacing w:before="0" w:after="0"/>
+        <w:ind w:left="567"/>
+        <w:shd w:fill="F0FAF0"/>
+      </w:pPr>
+      <w:r>
+        <w:rPr>
+          <w:rFonts w:ascii="Courier New" w:hAnsi="Courier New"/>
+          <w:color w:val="27AE60"/>
+          <w:sz w:val="19"/>
+        </w:rPr>
+        <w:t xml:space="preserve">      for j in range(1,i+1):</w:t>
+      </w:r>
+    </w:p>
+    <w:p>
+      <w:pPr>
+        <w:spacing w:before="0" w:after="0"/>
+        <w:ind w:left="567"/>
+        <w:shd w:fill="F0FAF0"/>
+      </w:pPr>
+      <w:r>
+        <w:rPr>
+          <w:rFonts w:ascii="Courier New" w:hAnsi="Courier New"/>
+          <w:color w:val="27AE60"/>
+          <w:sz w:val="19"/>
+        </w:rPr>
+        <w:t xml:space="preserve">          print(f"{j}*{i}={i*j}",end="\t")</w:t>
+      </w:r>
+    </w:p>
+    <w:p>
+      <w:pPr>
+        <w:spacing w:before="0" w:after="0"/>
+        <w:ind w:left="567"/>
+        <w:shd w:fill="F0FAF0"/>
+      </w:pPr>
+      <w:r>
+        <w:rPr>
+          <w:rFonts w:ascii="Courier New" w:hAnsi="Courier New"/>
+          <w:color w:val="27AE60"/>
+          <w:sz w:val="19"/>
+        </w:rPr>
+        <w:t xml:space="preserve">      print()</w:t>
       </w:r>
     </w:p>
     <w:p/>
